--- a/ThesisManagement.Api/Templates/NHẬN XÉT CỦA NGƯỜI PHẢN BIỆN.docx
+++ b/ThesisManagement.Api/Templates/NHẬN XÉT CỦA NGƯỜI PHẢN BIỆN.docx
@@ -586,17 +586,24 @@
           <w:sz w:val="28"/>
           <w:szCs w:val="28"/>
         </w:rPr>
-        <w:t xml:space="preserve">{{ClassName}}    </w:t>
-      </w:r>
-      <w:r>
-        <w:rPr>
-          <w:rFonts w:ascii="Times New Roman" w:eastAsia="Times New Roman" w:hAnsi="Times New Roman" w:cs="Times New Roman"/>
-          <w:noProof/>
-          <w:sz w:val="28"/>
-          <w:szCs w:val="28"/>
-          <w:lang w:val="vi-VN"/>
-        </w:rPr>
-        <w:tab/>
+        <w:t>{{ClassName}</w:t>
+      </w:r>
+      <w:r>
+        <w:rPr>
+          <w:rFonts w:ascii="Times New Roman" w:hAnsi="Times New Roman" w:cs="Times New Roman"/>
+          <w:sz w:val="28"/>
+          <w:szCs w:val="28"/>
+        </w:rPr>
+        <w:t xml:space="preserve">}     </w:t>
+      </w:r>
+      <w:r>
+        <w:rPr>
+          <w:rFonts w:ascii="Times New Roman" w:eastAsia="Times New Roman" w:hAnsi="Times New Roman" w:cs="Times New Roman"/>
+          <w:noProof/>
+          <w:sz w:val="28"/>
+          <w:szCs w:val="28"/>
+          <w:lang w:val="vi-VN"/>
+        </w:rPr>
         <w:t>Khóa:</w:t>
       </w:r>
       <w:r>
@@ -615,7 +622,7 @@
           <w:sz w:val="28"/>
           <w:szCs w:val="28"/>
         </w:rPr>
-        <w:t xml:space="preserve">{{CourseName}}  </w:t>
+        <w:t xml:space="preserve">{{CourseName}} </w:t>
       </w:r>
       <w:r>
         <w:rPr>
@@ -633,17 +640,7 @@
           <w:sz w:val="28"/>
           <w:szCs w:val="28"/>
         </w:rPr>
-        <w:t>{{MajorName}}</w:t>
-      </w:r>
-      <w:r>
-        <w:rPr>
-          <w:rFonts w:ascii="Times New Roman" w:eastAsia="Times New Roman" w:hAnsi="Times New Roman" w:cs="Times New Roman"/>
-          <w:noProof/>
-          <w:sz w:val="28"/>
-          <w:szCs w:val="28"/>
-          <w:lang w:val="vi-VN"/>
-        </w:rPr>
-        <w:tab/>
+        <w:t>Công nghệ thông tin</w:t>
       </w:r>
     </w:p>
     <w:p>
@@ -1323,18 +1320,17 @@
           <w:noProof/>
           <w:sz w:val="28"/>
           <w:szCs w:val="28"/>
-          <w:lang w:val="vi-VN"/>
-        </w:rPr>
-      </w:pPr>
-      <w:r>
-        <w:rPr>
-          <w:rFonts w:ascii="Times New Roman" w:eastAsia="Times New Roman" w:hAnsi="Times New Roman" w:cs="Times New Roman"/>
-          <w:noProof/>
-          <w:sz w:val="28"/>
-          <w:szCs w:val="28"/>
-          <w:lang w:val="vi-VN"/>
-        </w:rPr>
-        <w:t>{{ReviewerLimitations}}</w:t>
+          <w:lang w:val="af-ZA"/>
+        </w:rPr>
+      </w:pPr>
+      <w:r>
+        <w:rPr>
+          <w:rFonts w:ascii="Times New Roman" w:eastAsia="Times New Roman" w:hAnsi="Times New Roman" w:cs="Times New Roman"/>
+          <w:noProof/>
+          <w:sz w:val="28"/>
+          <w:szCs w:val="28"/>
+        </w:rPr>
+        <w:t>{{Recommendations}}</w:t>
       </w:r>
     </w:p>
     <w:p>
@@ -1415,7 +1411,7 @@
       <w:r>
         <w:rPr>
           <w:rFonts w:ascii="Times New Roman" w:eastAsia="Times New Roman" w:hAnsi="Times New Roman" w:cs="Times New Roman"/>
-          <w:b/>
+          <w:bCs/>
           <w:noProof/>
           <w:color w:val="000000"/>
           <w:sz w:val="28"/>
@@ -1656,7 +1652,7 @@
           <w:szCs w:val="28"/>
           <w:lang w:val="af-ZA"/>
         </w:rPr>
-        <w:t xml:space="preserve">                                  </w:t>
+        <w:t xml:space="preserve">                           </w:t>
       </w:r>
       <w:r>
         <w:rPr>
@@ -1667,7 +1663,7 @@
           <w:szCs w:val="28"/>
           <w:lang w:val="af-ZA"/>
         </w:rPr>
-        <w:t>{{SecretarySignature}}</w:t>
+        <w:t>{{ReviewerMemberDisplay}}</w:t>
       </w:r>
     </w:p>
     <w:p>
@@ -2556,7 +2552,6 @@
   <w:style w:type="character" w:default="1" w:styleId="DefaultParagraphFont">
     <w:name w:val="Default Paragraph Font"/>
     <w:uiPriority w:val="1"/>
-    <w:semiHidden/>
     <w:unhideWhenUsed/>
   </w:style>
   <w:style w:type="table" w:default="1" w:styleId="TableNormal">

--- a/ThesisManagement.Api/Templates/NHẬN XÉT CỦA NGƯỜI PHẢN BIỆN.docx
+++ b/ThesisManagement.Api/Templates/NHẬN XÉT CỦA NGƯỜI PHẢN BIỆN.docx
@@ -503,17 +503,16 @@
           <w:sz w:val="28"/>
           <w:szCs w:val="28"/>
         </w:rPr>
-        <w:t xml:space="preserve">{{StudentFullName}}    </w:t>
-      </w:r>
-      <w:r>
-        <w:rPr>
-          <w:rFonts w:ascii="Times New Roman" w:eastAsia="Times New Roman" w:hAnsi="Times New Roman" w:cs="Times New Roman"/>
-          <w:noProof/>
-          <w:sz w:val="28"/>
-          <w:szCs w:val="28"/>
-          <w:lang w:val="vi-VN"/>
-        </w:rPr>
-        <w:tab/>
+        <w:t xml:space="preserve">{{StudentFullName}}  </w:t>
+      </w:r>
+      <w:r>
+        <w:rPr>
+          <w:rFonts w:ascii="Times New Roman" w:eastAsia="Times New Roman" w:hAnsi="Times New Roman" w:cs="Times New Roman"/>
+          <w:noProof/>
+          <w:sz w:val="28"/>
+          <w:szCs w:val="28"/>
+          <w:lang w:val="vi-VN"/>
+        </w:rPr>
         <w:t>MSV:</w:t>
       </w:r>
       <w:r>
@@ -531,16 +530,6 @@
           <w:szCs w:val="28"/>
         </w:rPr>
         <w:t>{{StudentCode}}</w:t>
-      </w:r>
-      <w:r>
-        <w:rPr>
-          <w:rFonts w:ascii="Times New Roman" w:eastAsia="Times New Roman" w:hAnsi="Times New Roman" w:cs="Times New Roman"/>
-          <w:noProof/>
-          <w:sz w:val="28"/>
-          <w:szCs w:val="28"/>
-          <w:lang w:val="vi-VN"/>
-        </w:rPr>
-        <w:tab/>
       </w:r>
     </w:p>
     <w:p>
@@ -681,58 +670,6 @@
         </w:rPr>
         <w:t>{{TopicTitle}}</w:t>
       </w:r>
-      <w:r>
-        <w:rPr>
-          <w:rFonts w:ascii="Times New Roman" w:eastAsia="Times New Roman" w:hAnsi="Times New Roman" w:cs="Times New Roman"/>
-          <w:noProof/>
-          <w:color w:val="000000"/>
-          <w:sz w:val="28"/>
-          <w:szCs w:val="28"/>
-          <w:lang w:val="vi-VN"/>
-        </w:rPr>
-        <w:tab/>
-      </w:r>
-    </w:p>
-    <w:p>
-      <w:pPr>
-        <w:pBdr>
-          <w:between w:val="nil"/>
-        </w:pBdr>
-        <w:tabs>
-          <w:tab w:val="left" w:leader="dot" w:pos="9355"/>
-        </w:tabs>
-        <w:spacing w:after="0" w:line="336" w:lineRule="auto"/>
-        <w:rPr>
-          <w:rFonts w:ascii="Times New Roman" w:eastAsia="Times New Roman" w:hAnsi="Times New Roman" w:cs="Times New Roman"/>
-          <w:noProof/>
-          <w:color w:val="000000"/>
-          <w:sz w:val="28"/>
-          <w:szCs w:val="28"/>
-          <w:lang w:val="vi-VN"/>
-        </w:rPr>
-      </w:pPr>
-      <w:r>
-        <w:rPr>
-          <w:rFonts w:ascii="Times New Roman" w:eastAsia="Times New Roman" w:hAnsi="Times New Roman" w:cs="Times New Roman"/>
-          <w:noProof/>
-          <w:color w:val="000000"/>
-          <w:sz w:val="28"/>
-          <w:szCs w:val="28"/>
-          <w:lang w:val="vi-VN"/>
-        </w:rPr>
-        <w:tab/>
-      </w:r>
-      <w:r>
-        <w:rPr>
-          <w:rFonts w:ascii="Times New Roman" w:eastAsia="Times New Roman" w:hAnsi="Times New Roman" w:cs="Times New Roman"/>
-          <w:noProof/>
-          <w:color w:val="000000"/>
-          <w:sz w:val="28"/>
-          <w:szCs w:val="28"/>
-          <w:lang w:val="vi-VN"/>
-        </w:rPr>
-        <w:tab/>
-      </w:r>
     </w:p>
     <w:p>
       <w:pPr>
@@ -778,16 +715,6 @@
         </w:rPr>
         <w:t>{{ReviewerDisplay}}</w:t>
       </w:r>
-      <w:r>
-        <w:rPr>
-          <w:rFonts w:ascii="Times New Roman" w:eastAsia="Times New Roman" w:hAnsi="Times New Roman" w:cs="Times New Roman"/>
-          <w:noProof/>
-          <w:sz w:val="28"/>
-          <w:szCs w:val="28"/>
-          <w:lang w:val="vi-VN"/>
-        </w:rPr>
-        <w:tab/>
-      </w:r>
     </w:p>
     <w:p>
       <w:pPr>
@@ -833,16 +760,6 @@
           <w:szCs w:val="28"/>
         </w:rPr>
         <w:t>{{ReviewerWorkplace}}</w:t>
-      </w:r>
-      <w:r>
-        <w:rPr>
-          <w:rFonts w:ascii="Times New Roman" w:eastAsia="Times New Roman" w:hAnsi="Times New Roman" w:cs="Times New Roman"/>
-          <w:noProof/>
-          <w:sz w:val="28"/>
-          <w:szCs w:val="28"/>
-          <w:lang w:val="vi-VN"/>
-        </w:rPr>
-        <w:tab/>
       </w:r>
     </w:p>
     <w:p>
@@ -1369,7 +1286,6 @@
           <w:szCs w:val="28"/>
           <w:lang w:val="vi-VN"/>
         </w:rPr>
-        <w:lastRenderedPageBreak/>
         <w:t xml:space="preserve">Kết luận (mức độ đạt được so với mục tiêu), đồng ý hay không đồng ý thông qua </w:t>
       </w:r>
       <w:r>
@@ -1445,6 +1361,7 @@
           <w:szCs w:val="28"/>
           <w:lang w:val="vi-VN"/>
         </w:rPr>
+        <w:lastRenderedPageBreak/>
         <w:tab/>
       </w:r>
       <w:r>
@@ -2552,6 +2469,7 @@
   <w:style w:type="character" w:default="1" w:styleId="DefaultParagraphFont">
     <w:name w:val="Default Paragraph Font"/>
     <w:uiPriority w:val="1"/>
+    <w:semiHidden/>
     <w:unhideWhenUsed/>
   </w:style>
   <w:style w:type="table" w:default="1" w:styleId="TableNormal">
